--- a/fra/docx/46.content.docx
+++ b/fra/docx/46.content.docx
@@ -19,7 +19,7 @@
         <w:rPr>
           <w:lang w:val="fr_FR" w:bidi="fr_FR"/>
         </w:rPr>
-        <w:t>Resource: Notes d'étude - Introductions aux livres (Tyndale)</w:t>
+        <w:t>Resource: Tyndale Open Study Notes</w:t>
       </w:r>
       <w:r>
         <w:rPr>
@@ -112,7 +112,7 @@
         <w:rPr>
           <w:lang w:val="fr_FR" w:bidi="fr_FR"/>
         </w:rPr>
-        <w:t>Notes d'étude - Introductions aux livres (Tyndale)</w:t>
+        <w:t>Tyndale Open Study Notes</w:t>
       </w:r>
     </w:p>
     <w:p>

--- a/fra/docx/46.content.docx
+++ b/fra/docx/46.content.docx
@@ -19,7 +19,7 @@
         <w:rPr>
           <w:lang w:val="fr_FR" w:bidi="fr_FR"/>
         </w:rPr>
-        <w:t>Resource: Tyndale Open Study Notes</w:t>
+        <w:t>Resource: Aquifer Open Study Notes (Book Intros)</w:t>
       </w:r>
       <w:r>
         <w:rPr>
@@ -112,7 +112,7 @@
         <w:rPr>
           <w:lang w:val="fr_FR" w:bidi="fr_FR"/>
         </w:rPr>
-        <w:t>Tyndale Open Study Notes</w:t>
+        <w:t>Aquifer Open Study Notes (Book Intros)</w:t>
       </w:r>
     </w:p>
     <w:p>
@@ -1586,7 +1586,7 @@
         <w:rPr>
           <w:lang w:val="fr_FR" w:bidi="fr_FR"/>
         </w:rPr>
-        <w:t>). Alors que le christianisme en est à ses débuts, il n'existe pas encore de distinction entre ceux qui sont consacrés au ministère à part entière et ceux qui travaillent dans le milieu séculier, mais la répartition des rôles ouvre la possibilité à un ministère complémentaire des dons de l'Esprit lorsque les chrétiens se rassemblent. Chaque personne a un rôle à jouer dans l'édification du corps, et les individus dépendent de l'Esprit qui les rend capables d'exercer leurs ministères, et qui les guide.</w:t>
+        <w:t>). Alors que le christianisme en est à ses débuts, l'Église a des dirigeants reconnus. Ceci dit, Paul décrit l'Église qui se réunit comme une communauté au sein de laquelle l'Esprit donne différents dons à différentes personnes. La répartition de ces dons permet aux croyants d'accomplir un ministère complémentaire les uns auprès des autres. Chaque personne a un rôle à jouer dans l'édification du corps, et les individus dépendent de l'Esprit, qui les rend capables d'exercer leurs ministères, et qui les guide.</w:t>
       </w:r>
     </w:p>
     <w:p>

--- a/fra/docx/46.content.docx
+++ b/fra/docx/46.content.docx
@@ -258,36 +258,24 @@
         </w:rPr>
         <w:t xml:space="preserve">La réputation bien établie de Corinthe en tant que ville importante et pleine de vices était liée à sa géographie. Elle occupait une position stratégique sur l'isthme étroit, d'environ 7 km de large, qui sépare la Grèce continentale du Péloponnèse (la grande péninsule méridionale). Elle profitait des voyageurs qui passaient du nord au sud, le long de la principale route terrestre et de ceux qui naviguaient d'est en ouest entre le golfe de Corinthe et le golfe Saronique. Pour éviter les risques de tempête en mer Méditerranée, surtout en hiver, les propriétaires de petits bateaux commerciaux naviguant entre l'Italie et la Méditerranée orientale faisaient souvent traîner leurs bateaux sur l'isthme, d'un golfe à l'autre, et passaient une nuit ou deux à Corinthe en cours de route. Elle a ainsi acquis la notoriété d'une ville portuaire et était connue pour sa prostitution et ses autres vices. Il existait même un verbe en grec (korinthiazomai, « agir comme un Corinthien ») qui faisait référence à l'immoralité sexuelle. Il n'est pas surprenant que certains de ces problèmes se soient immiscés dans la jeune église (voir les propos sévères de Paul concernant l'immoralité sexuelle en </w:t>
       </w:r>
-      <w:hyperlink r:id="rId13">
-        <w:r>
-          <w:rPr>
-            <w:lang w:val="fr_FR" w:bidi="fr_FR"/>
-          </w:rPr>
-          <w:rPr>
-            <w:color w:val="0000EE"/>
-            <w:u w:val="single"/>
-          </w:rPr>
-          <w:t>5.1–13</w:t>
-        </w:r>
-      </w:hyperlink>
+      <w:r>
+        <w:rPr>
+          <w:lang w:val="fr_FR" w:bidi="fr_FR"/>
+        </w:rPr>
+        <w:t>5.1–13</w:t>
+      </w:r>
       <w:r>
         <w:rPr>
           <w:lang w:val="fr_FR" w:bidi="fr_FR"/>
         </w:rPr>
         <w:t xml:space="preserve"> ; </w:t>
       </w:r>
-      <w:hyperlink r:id="rId14">
-        <w:r>
-          <w:rPr>
-            <w:lang w:val="fr_FR" w:bidi="fr_FR"/>
-          </w:rPr>
-          <w:rPr>
-            <w:color w:val="0000EE"/>
-            <w:u w:val="single"/>
-          </w:rPr>
-          <w:t>6.12–20</w:t>
-        </w:r>
-      </w:hyperlink>
+      <w:r>
+        <w:rPr>
+          <w:lang w:val="fr_FR" w:bidi="fr_FR"/>
+        </w:rPr>
+        <w:t>6.12–20</w:t>
+      </w:r>
       <w:r>
         <w:rPr>
           <w:lang w:val="fr_FR" w:bidi="fr_FR"/>
@@ -308,36 +296,24 @@
         </w:rPr>
         <w:t xml:space="preserve">La ville antique de Corinthe avait été conquise et détruite par les Romains en 146 av. J.‑C. Elle a été reconstruite un siècle plus tard en tant que colonie romaine et a été peuplée en grande partie d'anciens esclaves romains. À l'époque de la visite de Paul, c'était une ville cosmopolite, avec des Romains, des Grecs, des Juifs et d'autres groupes ethniques de tout le bassin méditerranéen, ainsi que des visiteurs internationaux de passage. Les membres de la jeune église étaient donc issus de toutes sortes d'ethnies, ce qui a probablement contribué aux tensions qui existaient en son sein (voir la réprimande de Paul concernant leur esprit de clan en </w:t>
       </w:r>
-      <w:hyperlink r:id="rId15">
-        <w:r>
-          <w:rPr>
-            <w:lang w:val="fr_FR" w:bidi="fr_FR"/>
-          </w:rPr>
-          <w:rPr>
-            <w:color w:val="0000EE"/>
-            <w:u w:val="single"/>
-          </w:rPr>
-          <w:t>1.10–12</w:t>
-        </w:r>
-      </w:hyperlink>
+      <w:r>
+        <w:rPr>
+          <w:lang w:val="fr_FR" w:bidi="fr_FR"/>
+        </w:rPr>
+        <w:t>1.10–12</w:t>
+      </w:r>
       <w:r>
         <w:rPr>
           <w:lang w:val="fr_FR" w:bidi="fr_FR"/>
         </w:rPr>
         <w:t xml:space="preserve"> ; </w:t>
       </w:r>
-      <w:hyperlink r:id="rId16">
-        <w:r>
-          <w:rPr>
-            <w:lang w:val="fr_FR" w:bidi="fr_FR"/>
-          </w:rPr>
-          <w:rPr>
-            <w:color w:val="0000EE"/>
-            <w:u w:val="single"/>
-          </w:rPr>
-          <w:t>3.1–4</w:t>
-        </w:r>
-      </w:hyperlink>
+      <w:r>
+        <w:rPr>
+          <w:lang w:val="fr_FR" w:bidi="fr_FR"/>
+        </w:rPr>
+        <w:t>3.1–4</w:t>
+      </w:r>
       <w:r>
         <w:rPr>
           <w:lang w:val="fr_FR" w:bidi="fr_FR"/>
@@ -358,18 +334,12 @@
         </w:rPr>
         <w:t xml:space="preserve">Paul arrive pour la première fois dans la ville lors de son deuxième voyage missionnaire (vers 50 après J.‑C.), après avoir œuvré dans la province septentrionale de Macédoine et à Athènes. Conscient que c'est une ville stratégique pour ses efforts d'évangélisation, il reste à Corinthe pendant dix-huit mois (50–52 après J.‑C. ; voir </w:t>
       </w:r>
-      <w:hyperlink r:id="rId17">
-        <w:r>
-          <w:rPr>
-            <w:lang w:val="fr_FR" w:bidi="fr_FR"/>
-          </w:rPr>
-          <w:rPr>
-            <w:color w:val="0000EE"/>
-            <w:u w:val="single"/>
-          </w:rPr>
-          <w:t>Ac 18.1–17</w:t>
-        </w:r>
-      </w:hyperlink>
+      <w:r>
+        <w:rPr>
+          <w:lang w:val="fr_FR" w:bidi="fr_FR"/>
+        </w:rPr>
+        <w:t>Ac 18.1–17</w:t>
+      </w:r>
       <w:r>
         <w:rPr>
           <w:lang w:val="fr_FR" w:bidi="fr_FR"/>
@@ -433,18 +403,12 @@
         </w:rPr>
         <w:t>Une critique de son approche non intellectuelle en matière d'évangélisation (</w:t>
       </w:r>
-      <w:hyperlink r:id="rId18">
-        <w:r>
-          <w:rPr>
-            <w:lang w:val="fr_FR" w:bidi="fr_FR"/>
-          </w:rPr>
-          <w:rPr>
-            <w:color w:val="0000EE"/>
-            <w:u w:val="single"/>
-          </w:rPr>
-          <w:t>1.1–4.21</w:t>
-        </w:r>
-      </w:hyperlink>
+      <w:r>
+        <w:rPr>
+          <w:lang w:val="fr_FR" w:bidi="fr_FR"/>
+        </w:rPr>
+        <w:t>1.1–4.21</w:t>
+      </w:r>
       <w:r>
         <w:rPr>
           <w:lang w:val="fr_FR" w:bidi="fr_FR"/>
@@ -469,18 +433,12 @@
         </w:rPr>
         <w:t>Un cas flagrant d'immoralité sexuelle dans l'église (</w:t>
       </w:r>
-      <w:hyperlink r:id="rId13">
-        <w:r>
-          <w:rPr>
-            <w:lang w:val="fr_FR" w:bidi="fr_FR"/>
-          </w:rPr>
-          <w:rPr>
-            <w:color w:val="0000EE"/>
-            <w:u w:val="single"/>
-          </w:rPr>
-          <w:t>5.1–13</w:t>
-        </w:r>
-      </w:hyperlink>
+      <w:r>
+        <w:rPr>
+          <w:lang w:val="fr_FR" w:bidi="fr_FR"/>
+        </w:rPr>
+        <w:t>5.1–13</w:t>
+      </w:r>
       <w:r>
         <w:rPr>
           <w:lang w:val="fr_FR" w:bidi="fr_FR"/>
@@ -505,18 +463,12 @@
         </w:rPr>
         <w:t>La pratique de traduire en justice des frères et sœurs en Christ devant des juges païens (</w:t>
       </w:r>
-      <w:hyperlink r:id="rId19">
-        <w:r>
-          <w:rPr>
-            <w:lang w:val="fr_FR" w:bidi="fr_FR"/>
-          </w:rPr>
-          <w:rPr>
-            <w:color w:val="0000EE"/>
-            <w:u w:val="single"/>
-          </w:rPr>
-          <w:t>6.1–20</w:t>
-        </w:r>
-      </w:hyperlink>
+      <w:r>
+        <w:rPr>
+          <w:lang w:val="fr_FR" w:bidi="fr_FR"/>
+        </w:rPr>
+        <w:t>6.1–20</w:t>
+      </w:r>
       <w:r>
         <w:rPr>
           <w:lang w:val="fr_FR" w:bidi="fr_FR"/>
@@ -541,18 +493,12 @@
         </w:rPr>
         <w:t>Des problèmes d'immoralité sexuelle (</w:t>
       </w:r>
-      <w:hyperlink r:id="rId19">
-        <w:r>
-          <w:rPr>
-            <w:lang w:val="fr_FR" w:bidi="fr_FR"/>
-          </w:rPr>
-          <w:rPr>
-            <w:color w:val="0000EE"/>
-            <w:u w:val="single"/>
-          </w:rPr>
-          <w:t>6.1–20</w:t>
-        </w:r>
-      </w:hyperlink>
+      <w:r>
+        <w:rPr>
+          <w:lang w:val="fr_FR" w:bidi="fr_FR"/>
+        </w:rPr>
+        <w:t>6.1–20</w:t>
+      </w:r>
       <w:r>
         <w:rPr>
           <w:lang w:val="fr_FR" w:bidi="fr_FR"/>
@@ -577,18 +523,12 @@
         </w:rPr>
         <w:t>Des questions sur le mariage, le divorce et le célibat (</w:t>
       </w:r>
-      <w:hyperlink r:id="rId20">
-        <w:r>
-          <w:rPr>
-            <w:lang w:val="fr_FR" w:bidi="fr_FR"/>
-          </w:rPr>
-          <w:rPr>
-            <w:color w:val="0000EE"/>
-            <w:u w:val="single"/>
-          </w:rPr>
-          <w:t>7.1–40</w:t>
-        </w:r>
-      </w:hyperlink>
+      <w:r>
+        <w:rPr>
+          <w:lang w:val="fr_FR" w:bidi="fr_FR"/>
+        </w:rPr>
+        <w:t>7.1–40</w:t>
+      </w:r>
       <w:r>
         <w:rPr>
           <w:lang w:val="fr_FR" w:bidi="fr_FR"/>
@@ -613,18 +553,12 @@
         </w:rPr>
         <w:t>La question de savoir si les croyants sont autorisés à manger de la viande sacrifiée aux idoles païennes (</w:t>
       </w:r>
-      <w:hyperlink r:id="rId21">
-        <w:r>
-          <w:rPr>
-            <w:lang w:val="fr_FR" w:bidi="fr_FR"/>
-          </w:rPr>
-          <w:rPr>
-            <w:color w:val="0000EE"/>
-            <w:u w:val="single"/>
-          </w:rPr>
-          <w:t>8.1–10.33</w:t>
-        </w:r>
-      </w:hyperlink>
+      <w:r>
+        <w:rPr>
+          <w:lang w:val="fr_FR" w:bidi="fr_FR"/>
+        </w:rPr>
+        <w:t>8.1–10.33</w:t>
+      </w:r>
       <w:r>
         <w:rPr>
           <w:lang w:val="fr_FR" w:bidi="fr_FR"/>
@@ -649,18 +583,12 @@
         </w:rPr>
         <w:t>La question de la tenue vestimentaire appropriée pour les femmes qui exercent un ministère en public (</w:t>
       </w:r>
-      <w:hyperlink r:id="rId22">
-        <w:r>
-          <w:rPr>
-            <w:lang w:val="fr_FR" w:bidi="fr_FR"/>
-          </w:rPr>
-          <w:rPr>
-            <w:color w:val="0000EE"/>
-            <w:u w:val="single"/>
-          </w:rPr>
-          <w:t>11.1–34</w:t>
-        </w:r>
-      </w:hyperlink>
+      <w:r>
+        <w:rPr>
+          <w:lang w:val="fr_FR" w:bidi="fr_FR"/>
+        </w:rPr>
+        <w:t>11.1–34</w:t>
+      </w:r>
       <w:r>
         <w:rPr>
           <w:lang w:val="fr_FR" w:bidi="fr_FR"/>
@@ -685,18 +613,12 @@
         </w:rPr>
         <w:t>Des comportements irrévérencieux et irrespectueux lors de la célébration de la sainte Cène (</w:t>
       </w:r>
-      <w:hyperlink r:id="rId22">
-        <w:r>
-          <w:rPr>
-            <w:lang w:val="fr_FR" w:bidi="fr_FR"/>
-          </w:rPr>
-          <w:rPr>
-            <w:color w:val="0000EE"/>
-            <w:u w:val="single"/>
-          </w:rPr>
-          <w:t>11.1–34</w:t>
-        </w:r>
-      </w:hyperlink>
+      <w:r>
+        <w:rPr>
+          <w:lang w:val="fr_FR" w:bidi="fr_FR"/>
+        </w:rPr>
+        <w:t>11.1–34</w:t>
+      </w:r>
       <w:r>
         <w:rPr>
           <w:lang w:val="fr_FR" w:bidi="fr_FR"/>
@@ -721,18 +643,12 @@
         </w:rPr>
         <w:t>Des perspectives déformées sur les dons spirituels et leur usage (</w:t>
       </w:r>
-      <w:hyperlink r:id="rId23">
-        <w:r>
-          <w:rPr>
-            <w:lang w:val="fr_FR" w:bidi="fr_FR"/>
-          </w:rPr>
-          <w:rPr>
-            <w:color w:val="0000EE"/>
-            <w:u w:val="single"/>
-          </w:rPr>
-          <w:t>12.1–14.40</w:t>
-        </w:r>
-      </w:hyperlink>
+      <w:r>
+        <w:rPr>
+          <w:lang w:val="fr_FR" w:bidi="fr_FR"/>
+        </w:rPr>
+        <w:t>12.1–14.40</w:t>
+      </w:r>
       <w:r>
         <w:rPr>
           <w:lang w:val="fr_FR" w:bidi="fr_FR"/>
@@ -757,18 +673,12 @@
         </w:rPr>
         <w:t>Le scepticisme quant à une future résurrection des morts (</w:t>
       </w:r>
-      <w:hyperlink r:id="rId24">
-        <w:r>
-          <w:rPr>
-            <w:lang w:val="fr_FR" w:bidi="fr_FR"/>
-          </w:rPr>
-          <w:rPr>
-            <w:color w:val="0000EE"/>
-            <w:u w:val="single"/>
-          </w:rPr>
-          <w:t>15.1–58</w:t>
-        </w:r>
-      </w:hyperlink>
+      <w:r>
+        <w:rPr>
+          <w:lang w:val="fr_FR" w:bidi="fr_FR"/>
+        </w:rPr>
+        <w:t>15.1–58</w:t>
+      </w:r>
       <w:r>
         <w:rPr>
           <w:lang w:val="fr_FR" w:bidi="fr_FR"/>
@@ -800,36 +710,24 @@
         </w:rPr>
         <w:t xml:space="preserve">Paul est largement reconnu comme l'auteur de la première épître aux Corinthiens. Cependant, certains remettent en question l'authenticité de </w:t>
       </w:r>
-      <w:hyperlink r:id="rId25">
-        <w:r>
-          <w:rPr>
-            <w:lang w:val="fr_FR" w:bidi="fr_FR"/>
-          </w:rPr>
-          <w:rPr>
-            <w:color w:val="0000EE"/>
-            <w:u w:val="single"/>
-          </w:rPr>
-          <w:t>14.34–35</w:t>
-        </w:r>
-      </w:hyperlink>
+      <w:r>
+        <w:rPr>
+          <w:lang w:val="fr_FR" w:bidi="fr_FR"/>
+        </w:rPr>
+        <w:t>14.34–35</w:t>
+      </w:r>
       <w:r>
         <w:rPr>
           <w:lang w:val="fr_FR" w:bidi="fr_FR"/>
         </w:rPr>
         <w:t xml:space="preserve"> (voir la note d'étude à cet endroit). Conformément à l'usage de l'époque, Paul s'est servir d'un amanuensis (secrétaire) pour l'écriture de la lettre (voir </w:t>
       </w:r>
-      <w:hyperlink r:id="rId26">
-        <w:r>
-          <w:rPr>
-            <w:lang w:val="fr_FR" w:bidi="fr_FR"/>
-          </w:rPr>
-          <w:rPr>
-            <w:color w:val="0000EE"/>
-            <w:u w:val="single"/>
-          </w:rPr>
-          <w:t>16.21</w:t>
-        </w:r>
-      </w:hyperlink>
+      <w:r>
+        <w:rPr>
+          <w:lang w:val="fr_FR" w:bidi="fr_FR"/>
+        </w:rPr>
+        <w:t>16.21</w:t>
+      </w:r>
       <w:r>
         <w:rPr>
           <w:lang w:val="fr_FR" w:bidi="fr_FR"/>
@@ -861,108 +759,72 @@
         </w:rPr>
         <w:t xml:space="preserve">Cette lettre à l'église de Corinthe a été écrite lors du troisième voyage missionnaire de Paul, durant son séjour de deux ou trois ans à Éphèse (vers 53–56 après J.‑C. ; voir </w:t>
       </w:r>
-      <w:hyperlink r:id="rId27">
-        <w:r>
-          <w:rPr>
-            <w:lang w:val="fr_FR" w:bidi="fr_FR"/>
-          </w:rPr>
-          <w:rPr>
-            <w:color w:val="0000EE"/>
-            <w:u w:val="single"/>
-          </w:rPr>
-          <w:t>Ac 19.1–41</w:t>
-        </w:r>
-      </w:hyperlink>
+      <w:r>
+        <w:rPr>
+          <w:lang w:val="fr_FR" w:bidi="fr_FR"/>
+        </w:rPr>
+        <w:t>Ac 19.1–41</w:t>
+      </w:r>
       <w:r>
         <w:rPr>
           <w:lang w:val="fr_FR" w:bidi="fr_FR"/>
         </w:rPr>
         <w:t xml:space="preserve">). Paul avait déjà écrit une lettre à l'église de Corinthe (voir </w:t>
       </w:r>
-      <w:hyperlink r:id="rId28">
-        <w:r>
-          <w:rPr>
-            <w:lang w:val="fr_FR" w:bidi="fr_FR"/>
-          </w:rPr>
-          <w:rPr>
-            <w:color w:val="0000EE"/>
-            <w:u w:val="single"/>
-          </w:rPr>
-          <w:t>1Co 5.9</w:t>
-        </w:r>
-      </w:hyperlink>
+      <w:r>
+        <w:rPr>
+          <w:lang w:val="fr_FR" w:bidi="fr_FR"/>
+        </w:rPr>
+        <w:t>1Co 5.9</w:t>
+      </w:r>
       <w:r>
         <w:rPr>
           <w:lang w:val="fr_FR" w:bidi="fr_FR"/>
         </w:rPr>
         <w:t xml:space="preserve">), et les Corinthiens avaient répondu, demandant son avis sur plusieurs points (voir, par exemple, </w:t>
       </w:r>
-      <w:hyperlink r:id="rId29">
-        <w:r>
-          <w:rPr>
-            <w:lang w:val="fr_FR" w:bidi="fr_FR"/>
-          </w:rPr>
-          <w:rPr>
-            <w:color w:val="0000EE"/>
-            <w:u w:val="single"/>
-          </w:rPr>
-          <w:t>7.1</w:t>
-        </w:r>
-      </w:hyperlink>
+      <w:r>
+        <w:rPr>
+          <w:lang w:val="fr_FR" w:bidi="fr_FR"/>
+        </w:rPr>
+        <w:t>7.1</w:t>
+      </w:r>
       <w:r>
         <w:rPr>
           <w:lang w:val="fr_FR" w:bidi="fr_FR"/>
         </w:rPr>
         <w:t xml:space="preserve">). Il avait également reçu des rapports et des visiteurs de Corinthe (voir </w:t>
       </w:r>
-      <w:hyperlink r:id="rId30">
-        <w:r>
-          <w:rPr>
-            <w:lang w:val="fr_FR" w:bidi="fr_FR"/>
-          </w:rPr>
-          <w:rPr>
-            <w:color w:val="0000EE"/>
-            <w:u w:val="single"/>
-          </w:rPr>
-          <w:t>1.11</w:t>
-        </w:r>
-      </w:hyperlink>
+      <w:r>
+        <w:rPr>
+          <w:lang w:val="fr_FR" w:bidi="fr_FR"/>
+        </w:rPr>
+        <w:t>1.11</w:t>
+      </w:r>
       <w:r>
         <w:rPr>
           <w:lang w:val="fr_FR" w:bidi="fr_FR"/>
         </w:rPr>
         <w:t xml:space="preserve"> ; </w:t>
       </w:r>
-      <w:hyperlink r:id="rId31">
-        <w:r>
-          <w:rPr>
-            <w:lang w:val="fr_FR" w:bidi="fr_FR"/>
-          </w:rPr>
-          <w:rPr>
-            <w:color w:val="0000EE"/>
-            <w:u w:val="single"/>
-          </w:rPr>
-          <w:t>16.15–17</w:t>
-        </w:r>
-      </w:hyperlink>
+      <w:r>
+        <w:rPr>
+          <w:lang w:val="fr_FR" w:bidi="fr_FR"/>
+        </w:rPr>
+        <w:t>16.15–17</w:t>
+      </w:r>
       <w:r>
         <w:rPr>
           <w:lang w:val="fr_FR" w:bidi="fr_FR"/>
         </w:rPr>
         <w:t xml:space="preserve">), qui l'avaient mis au courant de plusieurs problèmes auxquels la jeune église était confrontée. Cette lettre est sa réponse, il y prodigue de nombreux conseils sur des questions spécifiques. Elle a peut-être été remise en main propre par Stéphanas, Fortunatus et Achaïcus (voir </w:t>
       </w:r>
-      <w:hyperlink r:id="rId31">
-        <w:r>
-          <w:rPr>
-            <w:lang w:val="fr_FR" w:bidi="fr_FR"/>
-          </w:rPr>
-          <w:rPr>
-            <w:color w:val="0000EE"/>
-            <w:u w:val="single"/>
-          </w:rPr>
-          <w:t>16.15–17</w:t>
-        </w:r>
-      </w:hyperlink>
+      <w:r>
+        <w:rPr>
+          <w:lang w:val="fr_FR" w:bidi="fr_FR"/>
+        </w:rPr>
+        <w:t>16.15–17</w:t>
+      </w:r>
       <w:r>
         <w:rPr>
           <w:lang w:val="fr_FR" w:bidi="fr_FR"/>
@@ -983,36 +845,24 @@
         </w:rPr>
         <w:t xml:space="preserve">Certains problèmes n'ont pas été résolus, ce qui a entraîné une visite personnelle de Paul un peu plus tard, et une lettre sévère dont nous ne disposons pas. Paul mentionne cette visite ainsi que la seconde lettre dans l'épître de 2 Corinthiens, une épître chargée d'émotions écrite de Macédoine peu après avoir quitté Éphèse, en prévision d'une autre visite à l'église (voir </w:t>
       </w:r>
-      <w:hyperlink r:id="rId32">
-        <w:r>
-          <w:rPr>
-            <w:lang w:val="fr_FR" w:bidi="fr_FR"/>
-          </w:rPr>
-          <w:rPr>
-            <w:color w:val="0000EE"/>
-            <w:u w:val="single"/>
-          </w:rPr>
-          <w:t>2Co 2.1–11</w:t>
-        </w:r>
-      </w:hyperlink>
+      <w:r>
+        <w:rPr>
+          <w:lang w:val="fr_FR" w:bidi="fr_FR"/>
+        </w:rPr>
+        <w:t>2Co 2.1–11</w:t>
+      </w:r>
       <w:r>
         <w:rPr>
           <w:lang w:val="fr_FR" w:bidi="fr_FR"/>
         </w:rPr>
         <w:t xml:space="preserve"> ; </w:t>
       </w:r>
-      <w:hyperlink r:id="rId33">
-        <w:r>
-          <w:rPr>
-            <w:lang w:val="fr_FR" w:bidi="fr_FR"/>
-          </w:rPr>
-          <w:rPr>
-            <w:color w:val="0000EE"/>
-            <w:u w:val="single"/>
-          </w:rPr>
-          <w:t>7.8–10</w:t>
-        </w:r>
-      </w:hyperlink>
+      <w:r>
+        <w:rPr>
+          <w:lang w:val="fr_FR" w:bidi="fr_FR"/>
+        </w:rPr>
+        <w:t>7.8–10</w:t>
+      </w:r>
       <w:r>
         <w:rPr>
           <w:lang w:val="fr_FR" w:bidi="fr_FR"/>
@@ -1084,36 +934,24 @@
         </w:rPr>
         <w:t>Ainsi, par exemple, lorsque Paul aborde des questions qui ont trait à la moralité sexuelle (</w:t>
       </w:r>
-      <w:hyperlink r:id="rId34">
-        <w:r>
-          <w:rPr>
-            <w:lang w:val="fr_FR" w:bidi="fr_FR"/>
-          </w:rPr>
-          <w:rPr>
-            <w:color w:val="0000EE"/>
-            <w:u w:val="single"/>
-          </w:rPr>
-          <w:t>5.1–6.20</w:t>
-        </w:r>
-      </w:hyperlink>
+      <w:r>
+        <w:rPr>
+          <w:lang w:val="fr_FR" w:bidi="fr_FR"/>
+        </w:rPr>
+        <w:t>5.1–6.20</w:t>
+      </w:r>
       <w:r>
         <w:rPr>
           <w:lang w:val="fr_FR" w:bidi="fr_FR"/>
         </w:rPr>
         <w:t>), il rappelle à l'église que les croyants ont été renouvelés par le sacrifice du Christ et qu'ils devraient vivre en conséquence. Il les appelle à la fidélité, non pas parce qu'ils sont tenus d'observer la loi de Moïse, mais parce qu'ils sont unis au Christ et sont le sanctuaire du Saint-Esprit (</w:t>
       </w:r>
-      <w:hyperlink r:id="rId35">
-        <w:r>
-          <w:rPr>
-            <w:lang w:val="fr_FR" w:bidi="fr_FR"/>
-          </w:rPr>
-          <w:rPr>
-            <w:color w:val="0000EE"/>
-            <w:u w:val="single"/>
-          </w:rPr>
-          <w:t>6.15–20</w:t>
-        </w:r>
-      </w:hyperlink>
+      <w:r>
+        <w:rPr>
+          <w:lang w:val="fr_FR" w:bidi="fr_FR"/>
+        </w:rPr>
+        <w:t>6.15–20</w:t>
+      </w:r>
       <w:r>
         <w:rPr>
           <w:lang w:val="fr_FR" w:bidi="fr_FR"/>
@@ -1134,18 +972,12 @@
         </w:rPr>
         <w:t>Lorsque Paul leur reproche de poursuivre des frères en justice devant les tribunaux païens (</w:t>
       </w:r>
-      <w:hyperlink r:id="rId36">
-        <w:r>
-          <w:rPr>
-            <w:lang w:val="fr_FR" w:bidi="fr_FR"/>
-          </w:rPr>
-          <w:rPr>
-            <w:color w:val="0000EE"/>
-            <w:u w:val="single"/>
-          </w:rPr>
-          <w:t>6.1–8</w:t>
-        </w:r>
-      </w:hyperlink>
+      <w:r>
+        <w:rPr>
+          <w:lang w:val="fr_FR" w:bidi="fr_FR"/>
+        </w:rPr>
+        <w:t>6.1–8</w:t>
+      </w:r>
       <w:r>
         <w:rPr>
           <w:lang w:val="fr_FR" w:bidi="fr_FR"/>
@@ -1166,18 +998,12 @@
         </w:rPr>
         <w:t>Lorsque Paul donne des conseils sur le mariage (</w:t>
       </w:r>
-      <w:hyperlink r:id="rId20">
-        <w:r>
-          <w:rPr>
-            <w:lang w:val="fr_FR" w:bidi="fr_FR"/>
-          </w:rPr>
-          <w:rPr>
-            <w:color w:val="0000EE"/>
-            <w:u w:val="single"/>
-          </w:rPr>
-          <w:t>7.1–40</w:t>
-        </w:r>
-      </w:hyperlink>
+      <w:r>
+        <w:rPr>
+          <w:lang w:val="fr_FR" w:bidi="fr_FR"/>
+        </w:rPr>
+        <w:t>7.1–40</w:t>
+      </w:r>
       <w:r>
         <w:rPr>
           <w:lang w:val="fr_FR" w:bidi="fr_FR"/>
@@ -1198,36 +1024,24 @@
         </w:rPr>
         <w:t>Lorsqu'il enseigne que les croyants sont libres de manger de la viande sacrifiée aux idoles païennes (</w:t>
       </w:r>
-      <w:hyperlink r:id="rId37">
-        <w:r>
-          <w:rPr>
-            <w:lang w:val="fr_FR" w:bidi="fr_FR"/>
-          </w:rPr>
-          <w:rPr>
-            <w:color w:val="0000EE"/>
-            <w:u w:val="single"/>
-          </w:rPr>
-          <w:t>8.1–13</w:t>
-        </w:r>
-      </w:hyperlink>
+      <w:r>
+        <w:rPr>
+          <w:lang w:val="fr_FR" w:bidi="fr_FR"/>
+        </w:rPr>
+        <w:t>8.1–13</w:t>
+      </w:r>
       <w:r>
         <w:rPr>
           <w:lang w:val="fr_FR" w:bidi="fr_FR"/>
         </w:rPr>
         <w:t xml:space="preserve"> ; </w:t>
       </w:r>
-      <w:hyperlink r:id="rId38">
-        <w:r>
-          <w:rPr>
-            <w:lang w:val="fr_FR" w:bidi="fr_FR"/>
-          </w:rPr>
-          <w:rPr>
-            <w:color w:val="0000EE"/>
-            <w:u w:val="single"/>
-          </w:rPr>
-          <w:t>10.1–11.1</w:t>
-        </w:r>
-      </w:hyperlink>
+      <w:r>
+        <w:rPr>
+          <w:lang w:val="fr_FR" w:bidi="fr_FR"/>
+        </w:rPr>
+        <w:t>10.1–11.1</w:t>
+      </w:r>
       <w:r>
         <w:rPr>
           <w:lang w:val="fr_FR" w:bidi="fr_FR"/>
@@ -1248,54 +1062,36 @@
         </w:rPr>
         <w:t xml:space="preserve">Dans la pensée de Paul, le comportement chrétien est une réponse de gratitude envers Dieu pour sa miséricorde et sa grâce, manifestées en Christ et exprimées dans la bonne nouvelle. La vie entière du croyant doit exprimer sa dévotion envers Dieu et son amour envers autrui (voir </w:t>
       </w:r>
-      <w:hyperlink r:id="rId39">
-        <w:r>
-          <w:rPr>
-            <w:lang w:val="fr_FR" w:bidi="fr_FR"/>
-          </w:rPr>
-          <w:rPr>
-            <w:color w:val="0000EE"/>
-            <w:u w:val="single"/>
-          </w:rPr>
-          <w:t>10.31–33</w:t>
-        </w:r>
-      </w:hyperlink>
+      <w:r>
+        <w:rPr>
+          <w:lang w:val="fr_FR" w:bidi="fr_FR"/>
+        </w:rPr>
+        <w:t>10.31–33</w:t>
+      </w:r>
       <w:r>
         <w:rPr>
           <w:lang w:val="fr_FR" w:bidi="fr_FR"/>
         </w:rPr>
         <w:t>). C'est l'équivalent pour Paul des deux grands commandements d'amour de Jésus (</w:t>
       </w:r>
-      <w:hyperlink r:id="rId40">
-        <w:r>
-          <w:rPr>
-            <w:lang w:val="fr_FR" w:bidi="fr_FR"/>
-          </w:rPr>
-          <w:rPr>
-            <w:color w:val="0000EE"/>
-            <w:u w:val="single"/>
-          </w:rPr>
-          <w:t>Mt 22.36–40</w:t>
-        </w:r>
-      </w:hyperlink>
+      <w:r>
+        <w:rPr>
+          <w:lang w:val="fr_FR" w:bidi="fr_FR"/>
+        </w:rPr>
+        <w:t>Mt 22.36–40</w:t>
+      </w:r>
       <w:r>
         <w:rPr>
           <w:lang w:val="fr_FR" w:bidi="fr_FR"/>
         </w:rPr>
         <w:t xml:space="preserve"> ; </w:t>
       </w:r>
-      <w:hyperlink r:id="rId41">
-        <w:r>
-          <w:rPr>
-            <w:lang w:val="fr_FR" w:bidi="fr_FR"/>
-          </w:rPr>
-          <w:rPr>
-            <w:color w:val="0000EE"/>
-            <w:u w:val="single"/>
-          </w:rPr>
-          <w:t>Lc 10.25–37</w:t>
-        </w:r>
-      </w:hyperlink>
+      <w:r>
+        <w:rPr>
+          <w:lang w:val="fr_FR" w:bidi="fr_FR"/>
+        </w:rPr>
+        <w:t>Lc 10.25–37</w:t>
+      </w:r>
       <w:r>
         <w:rPr>
           <w:lang w:val="fr_FR" w:bidi="fr_FR"/>
@@ -1316,18 +1112,12 @@
         </w:rPr>
         <w:t>Conception paulinienne de l'évangélisation. Lorsque Paul est critiqué pour son approche peu raffinée et non intellectuelle de l'évangélisation (</w:t>
       </w:r>
-      <w:hyperlink r:id="rId18">
-        <w:r>
-          <w:rPr>
-            <w:lang w:val="fr_FR" w:bidi="fr_FR"/>
-          </w:rPr>
-          <w:rPr>
-            <w:color w:val="0000EE"/>
-            <w:u w:val="single"/>
-          </w:rPr>
-          <w:t>1Co 1.1–4.21</w:t>
-        </w:r>
-      </w:hyperlink>
+      <w:r>
+        <w:rPr>
+          <w:lang w:val="fr_FR" w:bidi="fr_FR"/>
+        </w:rPr>
+        <w:t>1Co 1.1–4.21</w:t>
+      </w:r>
       <w:r>
         <w:rPr>
           <w:lang w:val="fr_FR" w:bidi="fr_FR"/>
@@ -1348,108 +1138,72 @@
         </w:rPr>
         <w:t xml:space="preserve">Unité et amour dans l'Église. L'unité parmi les croyants est un thème important tout au long de cette lettre, car plusieurs des problèmes que Paul aborde semblaient diviser l'église (voir </w:t>
       </w:r>
-      <w:hyperlink r:id="rId42">
-        <w:r>
-          <w:rPr>
-            <w:lang w:val="fr_FR" w:bidi="fr_FR"/>
-          </w:rPr>
-          <w:rPr>
-            <w:color w:val="0000EE"/>
-            <w:u w:val="single"/>
-          </w:rPr>
-          <w:t>1.10–4.21</w:t>
-        </w:r>
-      </w:hyperlink>
+      <w:r>
+        <w:rPr>
+          <w:lang w:val="fr_FR" w:bidi="fr_FR"/>
+        </w:rPr>
+        <w:t>1.10–4.21</w:t>
+      </w:r>
       <w:r>
         <w:rPr>
           <w:lang w:val="fr_FR" w:bidi="fr_FR"/>
         </w:rPr>
         <w:t xml:space="preserve">, factions dans l'église ; </w:t>
       </w:r>
-      <w:hyperlink r:id="rId43">
-        <w:r>
-          <w:rPr>
-            <w:lang w:val="fr_FR" w:bidi="fr_FR"/>
-          </w:rPr>
-          <w:rPr>
-            <w:color w:val="0000EE"/>
-            <w:u w:val="single"/>
-          </w:rPr>
-          <w:t>6.1–12</w:t>
-        </w:r>
-      </w:hyperlink>
+      <w:r>
+        <w:rPr>
+          <w:lang w:val="fr_FR" w:bidi="fr_FR"/>
+        </w:rPr>
+        <w:t>6.1–12</w:t>
+      </w:r>
       <w:r>
         <w:rPr>
           <w:lang w:val="fr_FR" w:bidi="fr_FR"/>
         </w:rPr>
         <w:t xml:space="preserve">, procès contre d'autres chrétiens ; </w:t>
       </w:r>
-      <w:hyperlink r:id="rId44">
-        <w:r>
-          <w:rPr>
-            <w:lang w:val="fr_FR" w:bidi="fr_FR"/>
-          </w:rPr>
-          <w:rPr>
-            <w:color w:val="0000EE"/>
-            <w:u w:val="single"/>
-          </w:rPr>
-          <w:t>8.1–11.1</w:t>
-        </w:r>
-      </w:hyperlink>
+      <w:r>
+        <w:rPr>
+          <w:lang w:val="fr_FR" w:bidi="fr_FR"/>
+        </w:rPr>
+        <w:t>8.1–11.1</w:t>
+      </w:r>
       <w:r>
         <w:rPr>
           <w:lang w:val="fr_FR" w:bidi="fr_FR"/>
         </w:rPr>
         <w:t xml:space="preserve">, opinions divergentes sur la nourriture sacrifiée aux idoles ; </w:t>
       </w:r>
-      <w:hyperlink r:id="rId45">
-        <w:r>
-          <w:rPr>
-            <w:lang w:val="fr_FR" w:bidi="fr_FR"/>
-          </w:rPr>
-          <w:rPr>
-            <w:color w:val="0000EE"/>
-            <w:u w:val="single"/>
-          </w:rPr>
-          <w:t>11.2–16</w:t>
-        </w:r>
-      </w:hyperlink>
+      <w:r>
+        <w:rPr>
+          <w:lang w:val="fr_FR" w:bidi="fr_FR"/>
+        </w:rPr>
+        <w:t>11.2–16</w:t>
+      </w:r>
       <w:r>
         <w:rPr>
           <w:lang w:val="fr_FR" w:bidi="fr_FR"/>
         </w:rPr>
         <w:t xml:space="preserve">, opinions divergentes sur la tenue appropriée pour les femmes qui exercent un ministère public ; </w:t>
       </w:r>
-      <w:hyperlink r:id="rId46">
-        <w:r>
-          <w:rPr>
-            <w:lang w:val="fr_FR" w:bidi="fr_FR"/>
-          </w:rPr>
-          <w:rPr>
-            <w:color w:val="0000EE"/>
-            <w:u w:val="single"/>
-          </w:rPr>
-          <w:t>11.17–34</w:t>
-        </w:r>
-      </w:hyperlink>
+      <w:r>
+        <w:rPr>
+          <w:lang w:val="fr_FR" w:bidi="fr_FR"/>
+        </w:rPr>
+        <w:t>11.17–34</w:t>
+      </w:r>
       <w:r>
         <w:rPr>
           <w:lang w:val="fr_FR" w:bidi="fr_FR"/>
         </w:rPr>
         <w:t xml:space="preserve">, problèmes lors de la sainte Cène). Les chrétiens sont unis en tant que membres du corps du Christ par un engagement commun envers Christ leur Seigneur, et par l'expérience partagée de l'Esprit de Dieu, ils doivent donc vivre ensemble dans l'unité. Cette lettre, qui inclut le célèbre chapitre de Paul sur l'amour chrétien (chap. </w:t>
       </w:r>
-      <w:hyperlink r:id="rId47">
-        <w:r>
-          <w:rPr>
-            <w:lang w:val="fr_FR" w:bidi="fr_FR"/>
-          </w:rPr>
-          <w:rPr>
-            <w:color w:val="0000EE"/>
-            <w:u w:val="single"/>
-          </w:rPr>
-          <w:t>13</w:t>
-        </w:r>
-      </w:hyperlink>
+      <w:r>
+        <w:rPr>
+          <w:lang w:val="fr_FR" w:bidi="fr_FR"/>
+        </w:rPr>
+        <w:t>13</w:t>
+      </w:r>
       <w:r>
         <w:rPr>
           <w:lang w:val="fr_FR" w:bidi="fr_FR"/>
@@ -1470,36 +1224,24 @@
         </w:rPr>
         <w:t xml:space="preserve">Mariage, divorce et célibat. Paul a une haute estime du mariage et s'oppose fermement au divorce. Compte tenu des circonstances de vie difficiles pour les chrétiens au premier siècle, et convaincu du retour imminent du Christ (voir </w:t>
       </w:r>
-      <w:hyperlink r:id="rId48">
-        <w:r>
-          <w:rPr>
-            <w:lang w:val="fr_FR" w:bidi="fr_FR"/>
-          </w:rPr>
-          <w:rPr>
-            <w:color w:val="0000EE"/>
-            <w:u w:val="single"/>
-          </w:rPr>
-          <w:t>7.25–31</w:t>
-        </w:r>
-      </w:hyperlink>
+      <w:r>
+        <w:rPr>
+          <w:lang w:val="fr_FR" w:bidi="fr_FR"/>
+        </w:rPr>
+        <w:t>7.25–31</w:t>
+      </w:r>
       <w:r>
         <w:rPr>
           <w:lang w:val="fr_FR" w:bidi="fr_FR"/>
         </w:rPr>
         <w:t xml:space="preserve">), Paul encourage ceux qui sont célibataires à le rester, voyant le célibat comme une occasion de se consacrer pleinement à l'œuvre du Christ dans le monde (voir </w:t>
       </w:r>
-      <w:hyperlink r:id="rId49">
-        <w:r>
-          <w:rPr>
-            <w:lang w:val="fr_FR" w:bidi="fr_FR"/>
-          </w:rPr>
-          <w:rPr>
-            <w:color w:val="0000EE"/>
-            <w:u w:val="single"/>
-          </w:rPr>
-          <w:t>7.32–35</w:t>
-        </w:r>
-      </w:hyperlink>
+      <w:r>
+        <w:rPr>
+          <w:lang w:val="fr_FR" w:bidi="fr_FR"/>
+        </w:rPr>
+        <w:t>7.32–35</w:t>
+      </w:r>
       <w:r>
         <w:rPr>
           <w:lang w:val="fr_FR" w:bidi="fr_FR"/>
@@ -1520,18 +1262,12 @@
         </w:rPr>
         <w:t xml:space="preserve">La sainte Cène. Cette lettre apporte un éclairage significatif sur la compréhension et la pratique chrétienne primitive de la sainte Cène : c'est la seule analyse approfondie à ce sujet, dans tout le Nouveau Testament (chap. </w:t>
       </w:r>
-      <w:hyperlink r:id="rId50">
-        <w:r>
-          <w:rPr>
-            <w:lang w:val="fr_FR" w:bidi="fr_FR"/>
-          </w:rPr>
-          <w:rPr>
-            <w:color w:val="0000EE"/>
-            <w:u w:val="single"/>
-          </w:rPr>
-          <w:t>10–11</w:t>
-        </w:r>
-      </w:hyperlink>
+      <w:r>
+        <w:rPr>
+          <w:lang w:val="fr_FR" w:bidi="fr_FR"/>
+        </w:rPr>
+        <w:t>10–11</w:t>
+      </w:r>
       <w:r>
         <w:rPr>
           <w:lang w:val="fr_FR" w:bidi="fr_FR"/>
@@ -1552,36 +1288,24 @@
         </w:rPr>
         <w:t xml:space="preserve">L'Église comme un corps. Paul conçoit l'Église comme un corps dynamique, guidé par l'Esprit et composé de différentes parties, chacune ayant un travail unique à accomplir (chap. </w:t>
       </w:r>
-      <w:hyperlink r:id="rId51">
-        <w:r>
-          <w:rPr>
-            <w:lang w:val="fr_FR" w:bidi="fr_FR"/>
-          </w:rPr>
-          <w:rPr>
-            <w:color w:val="0000EE"/>
-            <w:u w:val="single"/>
-          </w:rPr>
-          <w:t>12</w:t>
-        </w:r>
-      </w:hyperlink>
+      <w:r>
+        <w:rPr>
+          <w:lang w:val="fr_FR" w:bidi="fr_FR"/>
+        </w:rPr>
+        <w:t>12</w:t>
+      </w:r>
       <w:r>
         <w:rPr>
           <w:lang w:val="fr_FR" w:bidi="fr_FR"/>
         </w:rPr>
         <w:t xml:space="preserve">, </w:t>
       </w:r>
-      <w:hyperlink r:id="rId52">
-        <w:r>
-          <w:rPr>
-            <w:lang w:val="fr_FR" w:bidi="fr_FR"/>
-          </w:rPr>
-          <w:rPr>
-            <w:color w:val="0000EE"/>
-            <w:u w:val="single"/>
-          </w:rPr>
-          <w:t>14</w:t>
-        </w:r>
-      </w:hyperlink>
+      <w:r>
+        <w:rPr>
+          <w:lang w:val="fr_FR" w:bidi="fr_FR"/>
+        </w:rPr>
+        <w:t>14</w:t>
+      </w:r>
       <w:r>
         <w:rPr>
           <w:lang w:val="fr_FR" w:bidi="fr_FR"/>
@@ -1602,18 +1326,12 @@
         </w:rPr>
         <w:t xml:space="preserve">La Résurrection. De tous les écrits du Nouveau Testament, c'est cette lettre qui nous apporte la théologie la plus complète sur la résurrection (chap. </w:t>
       </w:r>
-      <w:hyperlink r:id="rId24">
-        <w:r>
-          <w:rPr>
-            <w:lang w:val="fr_FR" w:bidi="fr_FR"/>
-          </w:rPr>
-          <w:rPr>
-            <w:color w:val="0000EE"/>
-            <w:u w:val="single"/>
-          </w:rPr>
-          <w:t>15</w:t>
-        </w:r>
-      </w:hyperlink>
+      <w:r>
+        <w:rPr>
+          <w:lang w:val="fr_FR" w:bidi="fr_FR"/>
+        </w:rPr>
+        <w:t>15</w:t>
+      </w:r>
       <w:r>
         <w:rPr>
           <w:lang w:val="fr_FR" w:bidi="fr_FR"/>
